--- a/word_reports/LP_0042_위치_214_Various Artists_The Phase.docx
+++ b/word_reports/LP_0042_위치_214_Various Artists_The Phase.docx
@@ -4,7 +4,7 @@
   <w:body>
     <w:p>
       <w:pPr>
-        <w:spacing w:after="280"/>
+        <w:spacing w:after="80"/>
       </w:pPr>
       <w:r>
         <w:rPr w:rFonts="맑은 고딕">
@@ -13,94 +13,47 @@
           <w:color w:val="1E3A8A"/>
           <w:sz w:val="30"/>
         </w:rPr>
-        <w:t>[214] Various Artists - The Phase 4 World of Latin Fire</w:t>
+        <w:t>Various Artists - The Phase 4 World of Latin Fire</w:t>
       </w:r>
     </w:p>
     <w:p>
       <w:pPr>
-        <w:spacing w:after="320"/>
+        <w:spacing w:after="240"/>
       </w:pPr>
       <w:r>
         <w:rPr w:rFonts="맑은 고딕">
           <w:rFonts w:ascii="맑은 고딕" w:hAnsi="맑은 고딕" w:eastAsia="맑은 고딕"/>
           <w:b/>
-          <w:sz w:val="20"/>
+          <w:color w:val="4B5563"/>
+          <w:sz w:val="22"/>
         </w:rPr>
-        <w:t>■ 위치 : 214</w:t>
-        <w:br/>
-      </w:r>
-      <w:r>
-        <w:rPr w:rFonts="맑은 고딕">
-          <w:rFonts w:ascii="맑은 고딕" w:hAnsi="맑은 고딕" w:eastAsia="맑은 고딕"/>
-          <w:b/>
-          <w:sz w:val="20"/>
-        </w:rPr>
-        <w:t>■ 아티스트 : Various Artists</w:t>
-        <w:br/>
-      </w:r>
-      <w:r>
-        <w:rPr w:rFonts="맑은 고딕">
-          <w:rFonts w:ascii="맑은 고딕" w:hAnsi="맑은 고딕" w:eastAsia="맑은 고딕"/>
-          <w:b/>
-          <w:sz w:val="20"/>
-        </w:rPr>
-        <w:t>■ 앨범명 : The Phase 4 World of Latin Fire</w:t>
-        <w:br/>
-      </w:r>
-      <w:r>
-        <w:rPr w:rFonts="맑은 고딕">
-          <w:rFonts w:ascii="맑은 고딕" w:hAnsi="맑은 고딕" w:eastAsia="맑은 고딕"/>
-          <w:b w:val="0"/>
-          <w:sz w:val="20"/>
-        </w:rPr>
-        <w:t>■ 음반 레이블 : Decca (Phase 4 Stereo)</w:t>
-        <w:br/>
-      </w:r>
-      <w:r>
-        <w:rPr w:rFonts="맑은 고딕">
-          <w:rFonts w:ascii="맑은 고딕" w:hAnsi="맑은 고딕" w:eastAsia="맑은 고딕"/>
-          <w:b w:val="0"/>
-          <w:sz w:val="20"/>
-        </w:rPr>
-        <w:t>■ 발매년도 : 1970</w:t>
-        <w:br/>
-      </w:r>
-      <w:r>
-        <w:rPr w:rFonts="맑은 고딕">
-          <w:rFonts w:ascii="맑은 고딕" w:hAnsi="맑은 고딕" w:eastAsia="맑은 고딕"/>
-          <w:b w:val="0"/>
-          <w:sz w:val="20"/>
-        </w:rPr>
-        <w:t>■ 장르 : 라틴, 오케스트럴 팝, 이지 리스닝 (Latin, Orchestral Pop, Easy Listening)</w:t>
-        <w:br/>
-      </w:r>
-      <w:r>
-        <w:rPr w:rFonts="맑은 고딕">
-          <w:rFonts w:ascii="맑은 고딕" w:hAnsi="맑은 고딕" w:eastAsia="맑은 고딕"/>
-          <w:b w:val="0"/>
-          <w:sz w:val="20"/>
-        </w:rPr>
-        <w:t>■ 주요 수록곡 : 1. Malagueña</w:t>
-        <w:br/>
+        <w:t>위치 :  214</w:t>
       </w:r>
     </w:p>
     <w:p>
       <w:pPr>
-        <w:spacing w:after="160"/>
+        <w:spacing w:line="324" w:lineRule="auto" w:before="80" w:after="160"/>
       </w:pPr>
       <w:r>
         <w:rPr w:rFonts="맑은 고딕">
           <w:rFonts w:ascii="맑은 고딕" w:hAnsi="맑은 고딕" w:eastAsia="맑은 고딕"/>
           <w:b/>
           <w:color w:val="1F2937"/>
-          <w:sz w:val="24"/>
+          <w:sz w:val="22"/>
         </w:rPr>
-        <w:t>■ 음반 해설 및 감상 가이드</w:t>
+        <w:t xml:space="preserve">[음반 소개] </w:t>
+      </w:r>
+      <w:r>
+        <w:rPr w:rFonts="맑은 고딕">
+          <w:rFonts w:ascii="맑은 고딕" w:hAnsi="맑은 고딕" w:eastAsia="맑은 고딕"/>
+          <w:b w:val="0"/>
+          <w:sz w:val="21"/>
+        </w:rPr>
       </w:r>
     </w:p>
     <w:p>
       <w:pPr>
-        <w:spacing w:line="312" w:lineRule="auto" w:after="120"/>
+        <w:spacing w:line="324" w:lineRule="auto" w:after="120"/>
       </w:pPr>
       <w:r>
         <w:rPr w:rFonts="맑은 고딕">
@@ -108,51 +61,516 @@
           <w:b w:val="0"/>
           <w:sz w:val="21"/>
         </w:rPr>
-        <w:t>1960년대 후반에서 1970년대 초반, 데카(Decca) 레이블이 자랑하던 혁신적인 녹음 기술인 '페이즈 4 스테레오(Phase 4 Stereo)' 시리즈의 정수를 담아낸 이 음반은, 라틴 음악이 지닌 뜨거운 열정과 오케스트라의 정교한 미학이 완벽하게 결합한 명작입니다. 당대 최첨단 20채널 콘솔을 활용해 각 악기의 음색과 공간감을 극한으로 끌어올린 이 컴필레이션은, 듣는 이로 하여금 마치 입체적인 음향의 한가운데 서 있는 듯한 경이로운 청각적 체험을 선사합니다.</w:t>
+        <w:t>혁신적인 다채널 녹음 기술로 음향사의 새 지평을 열었던 데카(Decca) 사의 '페이즈 4 스테레오(Phase 4 Stereo)' 기술과 정열적인 라틴 음악이 조우하여 빚어낸 찬연한 명반입니다. 화려한 금관악기의 포효와 약동하는 퍼커션의 리듬은 한 줄기 빛처럼 공간을 가르며 청자의 가슴에 뜨거운 남미의 태양을 떠오르게 합니다. 당대 최고의 오케스트라 지휘자들과 연주자들이 펼쳐내는 화려한 라틴 사운드의 향연은 단순한 감상을 넘어 살아 숨 쉬는 음악적 생명력을 선사합니다. 오랜 세월이 흐른 지금도 턴테이블 위에서 여전히 타오르는 정열의 불꽃처럼 찬란한 미학적 깊이를 전해주는 역작입니다.</w:t>
       </w:r>
     </w:p>
     <w:p>
       <w:pPr>
-        <w:spacing w:line="312" w:lineRule="auto" w:after="120"/>
+        <w:spacing w:line="324" w:lineRule="auto" w:before="200" w:after="80"/>
       </w:pPr>
+      <w:r>
+        <w:rPr w:rFonts="맑은 고딕">
+          <w:rFonts w:ascii="맑은 고딕" w:hAnsi="맑은 고딕" w:eastAsia="맑은 고딕"/>
+          <w:b/>
+          <w:color w:val="1E3A8A"/>
+          <w:sz w:val="24"/>
+        </w:rPr>
+        <w:t>1. 음반 데이터</w:t>
+      </w:r>
+    </w:p>
+    <w:p>
+      <w:pPr>
+        <w:spacing w:line="324" w:lineRule="auto" w:after="80"/>
+      </w:pPr>
+      <w:r>
+        <w:rPr w:rFonts="맑은 고딕">
+          <w:rFonts w:ascii="맑은 고딕" w:hAnsi="맑은 고딕" w:eastAsia="맑은 고딕"/>
+          <w:b w:val="0"/>
+          <w:color w:val="6B7280"/>
+          <w:sz w:val="21"/>
+        </w:rPr>
+        <w:t xml:space="preserve">· </w:t>
+      </w:r>
+      <w:r>
+        <w:rPr w:rFonts="맑은 고딕">
+          <w:rFonts w:ascii="맑은 고딕" w:hAnsi="맑은 고딕" w:eastAsia="맑은 고딕"/>
+          <w:b/>
+          <w:color w:val="1F2937"/>
+          <w:sz w:val="21"/>
+        </w:rPr>
+        <w:t xml:space="preserve">앨범명: </w:t>
+      </w:r>
       <w:r>
         <w:rPr w:rFonts="맑은 고딕">
           <w:rFonts w:ascii="맑은 고딕" w:hAnsi="맑은 고딕" w:eastAsia="맑은 고딕"/>
           <w:b w:val="0"/>
           <w:sz w:val="21"/>
         </w:rPr>
-        <w:t>스탠리 블랙(Stanley Black), 에드문도 로스(Edmundo Ros) 등 라틴 오케스트레이션의 거장들이 참여한 본 앨범은 스페인과 중남미 음악의 매혹적인 선율을 고급스러운 이지 리스닝 스타일로 재해석했습니다. 화려한 브라스 세션과 정열적인 타악기 연주, 그리고 풍성하게 펼쳐지는 현악기의 레이어는 정통 라틴 리듬(삼바, 맘보, 룸바 등)에 유럽 클래식의 우아함을 더하여, 당대 대중음악 씬에 커다란 미학적 반향을 일으켰습니다.</w:t>
+        <w:t>The Phase 4 World of Latin Fire</w:t>
       </w:r>
     </w:p>
     <w:p>
       <w:pPr>
-        <w:spacing w:line="312" w:lineRule="auto" w:after="120"/>
+        <w:spacing w:line="324" w:lineRule="auto" w:after="80"/>
       </w:pPr>
+      <w:r>
+        <w:rPr w:rFonts="맑은 고딕">
+          <w:rFonts w:ascii="맑은 고딕" w:hAnsi="맑은 고딕" w:eastAsia="맑은 고딕"/>
+          <w:b w:val="0"/>
+          <w:color w:val="6B7280"/>
+          <w:sz w:val="21"/>
+        </w:rPr>
+        <w:t xml:space="preserve">· </w:t>
+      </w:r>
+      <w:r>
+        <w:rPr w:rFonts="맑은 고딕">
+          <w:rFonts w:ascii="맑은 고딕" w:hAnsi="맑은 고딕" w:eastAsia="맑은 고딕"/>
+          <w:b/>
+          <w:color w:val="1F2937"/>
+          <w:sz w:val="21"/>
+        </w:rPr>
+        <w:t xml:space="preserve">아티스트: </w:t>
+      </w:r>
       <w:r>
         <w:rPr w:rFonts="맑은 고딕">
           <w:rFonts w:ascii="맑은 고딕" w:hAnsi="맑은 고딕" w:eastAsia="맑은 고딕"/>
           <w:b w:val="0"/>
           <w:sz w:val="21"/>
         </w:rPr>
-        <w:t>수록곡 중 'Malagueña'와 'Granada'는 극적인 폭발력과 웅장한 연출이 돋보이는 곡으로, 페이즈 4 기술 특유의 명확한 악기 분리도와 좌우 입체감이 백미를 이룹니다. 반면 'Bésame Mucho'에서는 관능적이면서도 부드러운 목관악기와 현악의 조화가 감성적인 분위기를 자아내며, 'Tico-Tico'나 'La Bamba' 같은 곡에서는 타악기 군의 경쾌하고 신속한 핑퐁 효과가 오디오필(Audiophile) 음악으로서의 즐거움을 극대화합니다.</w:t>
+        <w:t>Various Artists</w:t>
       </w:r>
     </w:p>
     <w:p>
       <w:pPr>
-        <w:spacing w:line="312" w:lineRule="auto" w:after="120"/>
+        <w:spacing w:line="324" w:lineRule="auto" w:after="80"/>
       </w:pPr>
+      <w:r>
+        <w:rPr w:rFonts="맑은 고딕">
+          <w:rFonts w:ascii="맑은 고딕" w:hAnsi="맑은 고딕" w:eastAsia="맑은 고딕"/>
+          <w:b w:val="0"/>
+          <w:color w:val="6B7280"/>
+          <w:sz w:val="21"/>
+        </w:rPr>
+        <w:t xml:space="preserve">· </w:t>
+      </w:r>
+      <w:r>
+        <w:rPr w:rFonts="맑은 고딕">
+          <w:rFonts w:ascii="맑은 고딕" w:hAnsi="맑은 고딕" w:eastAsia="맑은 고딕"/>
+          <w:b/>
+          <w:color w:val="1F2937"/>
+          <w:sz w:val="21"/>
+        </w:rPr>
+        <w:t xml:space="preserve">발매 정보: </w:t>
+      </w:r>
       <w:r>
         <w:rPr w:rFonts="맑은 고딕">
           <w:rFonts w:ascii="맑은 고딕" w:hAnsi="맑은 고딕" w:eastAsia="맑은 고딕"/>
           <w:b w:val="0"/>
           <w:sz w:val="21"/>
         </w:rPr>
-        <w:t>《The Phase 4 World of Latin Fire》는 단순한 옛 음악의 모음집을 넘어, 아날로그 LP 시대가 도달했던 기술적·예술적 성취를 증명하는 귀중한 유산입니다. 정교하게 다듬어진 음향과 열정적인 라틴의 영혼이 교차하는 이 음반은, 시대를 초월하여 리스너의 감각을 깨우는 우아하고 매혹적인 클래식 라틴 라운지의 정수를 보여줍니다.</w:t>
+        <w:t>1970년대 초반 영국 데카(Decca) 레이블의 유명한 'The World of...' 시리즈의 일환으로 기획·발매되었으며, 20채널 믹싱 콘솔을 기반으로 한 오디오파일 전용 녹음인 'Phase 4 Stereo' 음원 중 가장 화려하고 역동적인 라틴 명연들만을 엄선하여 집대성한 음반입니다.</w:t>
+      </w:r>
+    </w:p>
+    <w:p>
+      <w:pPr>
+        <w:spacing w:line="324" w:lineRule="auto" w:after="80"/>
+      </w:pPr>
+      <w:r>
+        <w:rPr w:rFonts="맑은 고딕">
+          <w:rFonts w:ascii="맑은 고딕" w:hAnsi="맑은 고딕" w:eastAsia="맑은 고딕"/>
+          <w:b w:val="0"/>
+          <w:color w:val="6B7280"/>
+          <w:sz w:val="21"/>
+        </w:rPr>
+        <w:t xml:space="preserve">· </w:t>
+      </w:r>
+      <w:r>
+        <w:rPr w:rFonts="맑은 고딕">
+          <w:rFonts w:ascii="맑은 고딕" w:hAnsi="맑은 고딕" w:eastAsia="맑은 고딕"/>
+          <w:b/>
+          <w:color w:val="1F2937"/>
+          <w:sz w:val="21"/>
+        </w:rPr>
+        <w:t xml:space="preserve">LP 인기도(판매량): </w:t>
+      </w:r>
+      <w:r>
+        <w:rPr w:rFonts="맑은 고딕">
+          <w:rFonts w:ascii="맑은 고딕" w:hAnsi="맑은 고딕" w:eastAsia="맑은 고딕"/>
+          <w:b w:val="0"/>
+          <w:sz w:val="21"/>
+        </w:rPr>
+        <w:t>발매 당시 고음질 스테레오 사운드를 갈망하던 하이파이(Hi-Fi) 오디오 애호가들과 경음악 팬들 사이에서 필청반으로 자리 잡으며 영국 및 유럽 전역에서 높은 판매고를 기록하였고, 대중적인 라틴 팝 컴필레이션 중에서도 스테디셀러의 반열에 올랐습니다.</w:t>
+      </w:r>
+    </w:p>
+    <w:p>
+      <w:pPr>
+        <w:spacing w:line="324" w:lineRule="auto" w:after="80"/>
+      </w:pPr>
+      <w:r>
+        <w:rPr w:rFonts="맑은 고딕">
+          <w:rFonts w:ascii="맑은 고딕" w:hAnsi="맑은 고딕" w:eastAsia="맑은 고딕"/>
+          <w:b w:val="0"/>
+          <w:color w:val="6B7280"/>
+          <w:sz w:val="21"/>
+        </w:rPr>
+        <w:t xml:space="preserve">· </w:t>
+      </w:r>
+      <w:r>
+        <w:rPr w:rFonts="맑은 고딕">
+          <w:rFonts w:ascii="맑은 고딕" w:hAnsi="맑은 고딕" w:eastAsia="맑은 고딕"/>
+          <w:b/>
+          <w:color w:val="1F2937"/>
+          <w:sz w:val="21"/>
+        </w:rPr>
+        <w:t xml:space="preserve">각종 수상경력: </w:t>
+      </w:r>
+      <w:r>
+        <w:rPr w:rFonts="맑은 고딕">
+          <w:rFonts w:ascii="맑은 고딕" w:hAnsi="맑은 고딕" w:eastAsia="맑은 고딕"/>
+          <w:b w:val="0"/>
+          <w:sz w:val="21"/>
+        </w:rPr>
+        <w:t>정규 대중음악상의 수상 테두리를 넘어, 당대 유수의 오디오 전문지 및 음향 비평가들로부터 '입체 음향의 정수를 구현해 낸 경이로운 기술적 성취'라는 극찬을 받으며 오디오파일 데모 디스크의 표준으로 공인되었습니다.</w:t>
+      </w:r>
+    </w:p>
+    <w:p>
+      <w:pPr>
+        <w:spacing w:line="324" w:lineRule="auto" w:before="200" w:after="80"/>
+      </w:pPr>
+      <w:r>
+        <w:rPr w:rFonts="맑은 고딕">
+          <w:rFonts w:ascii="맑은 고딕" w:hAnsi="맑은 고딕" w:eastAsia="맑은 고딕"/>
+          <w:b/>
+          <w:color w:val="1E3A8A"/>
+          <w:sz w:val="24"/>
+        </w:rPr>
+        <w:t>2. 아티스트 정보</w:t>
+      </w:r>
+    </w:p>
+    <w:p>
+      <w:pPr>
+        <w:spacing w:line="324" w:lineRule="auto" w:after="80"/>
+      </w:pPr>
+      <w:r>
+        <w:rPr w:rFonts="맑은 고딕">
+          <w:rFonts w:ascii="맑은 고딕" w:hAnsi="맑은 고딕" w:eastAsia="맑은 고딕"/>
+          <w:b w:val="0"/>
+          <w:color w:val="6B7280"/>
+          <w:sz w:val="21"/>
+        </w:rPr>
+        <w:t xml:space="preserve">· </w:t>
+      </w:r>
+      <w:r>
+        <w:rPr w:rFonts="맑은 고딕">
+          <w:rFonts w:ascii="맑은 고딕" w:hAnsi="맑은 고딕" w:eastAsia="맑은 고딕"/>
+          <w:b/>
+          <w:color w:val="1F2937"/>
+          <w:sz w:val="21"/>
+        </w:rPr>
+        <w:t xml:space="preserve">국적: </w:t>
+      </w:r>
+      <w:r>
+        <w:rPr w:rFonts="맑은 고딕">
+          <w:rFonts w:ascii="맑은 고딕" w:hAnsi="맑은 고딕" w:eastAsia="맑은 고딕"/>
+          <w:b w:val="0"/>
+          <w:sz w:val="21"/>
+        </w:rPr>
+        <w:t>다국적 (영국, 트리니다드 토바고, 쿠바 등)</w:t>
+      </w:r>
+    </w:p>
+    <w:p>
+      <w:pPr>
+        <w:spacing w:line="324" w:lineRule="auto" w:after="80"/>
+      </w:pPr>
+      <w:r>
+        <w:rPr w:rFonts="맑은 고딕">
+          <w:rFonts w:ascii="맑은 고딕" w:hAnsi="맑은 고딕" w:eastAsia="맑은 고딕"/>
+          <w:b w:val="0"/>
+          <w:color w:val="6B7280"/>
+          <w:sz w:val="21"/>
+        </w:rPr>
+        <w:t xml:space="preserve">· </w:t>
+      </w:r>
+      <w:r>
+        <w:rPr w:rFonts="맑은 고딕">
+          <w:rFonts w:ascii="맑은 고딕" w:hAnsi="맑은 고딕" w:eastAsia="맑은 고딕"/>
+          <w:b/>
+          <w:color w:val="1F2937"/>
+          <w:sz w:val="21"/>
+        </w:rPr>
+        <w:t xml:space="preserve">생몰년도: </w:t>
+      </w:r>
+      <w:r>
+        <w:rPr w:rFonts="맑은 고딕">
+          <w:rFonts w:ascii="맑은 고딕" w:hAnsi="맑은 고딕" w:eastAsia="맑은 고딕"/>
+          <w:b w:val="0"/>
+          <w:sz w:val="21"/>
+        </w:rPr>
+        <w:t>1960~1970년대 전성기 활약 (에드문도 로스 1910~2011, 스탠리 블랙 1913~2002 등)</w:t>
+      </w:r>
+    </w:p>
+    <w:p>
+      <w:pPr>
+        <w:spacing w:line="324" w:lineRule="auto" w:after="80"/>
+      </w:pPr>
+      <w:r>
+        <w:rPr w:rFonts="맑은 고딕">
+          <w:rFonts w:ascii="맑은 고딕" w:hAnsi="맑은 고딕" w:eastAsia="맑은 고딕"/>
+          <w:b w:val="0"/>
+          <w:color w:val="6B7280"/>
+          <w:sz w:val="21"/>
+        </w:rPr>
+        <w:t xml:space="preserve">· </w:t>
+      </w:r>
+      <w:r>
+        <w:rPr w:rFonts="맑은 고딕">
+          <w:rFonts w:ascii="맑은 고딕" w:hAnsi="맑은 고딕" w:eastAsia="맑은 고딕"/>
+          <w:b/>
+          <w:color w:val="1F2937"/>
+          <w:sz w:val="21"/>
+        </w:rPr>
+        <w:t xml:space="preserve">그룹 소속: </w:t>
+      </w:r>
+      <w:r>
+        <w:rPr w:rFonts="맑은 고딕">
+          <w:rFonts w:ascii="맑은 고딕" w:hAnsi="맑은 고딕" w:eastAsia="맑은 고딕"/>
+          <w:b w:val="0"/>
+          <w:sz w:val="21"/>
+        </w:rPr>
+        <w:t>컴필레이션 오케스트라 및 연주자 연합 (Edmundo Ros and His Orchestra, Stanley Black, Los Machucambos 등)</w:t>
+      </w:r>
+    </w:p>
+    <w:p>
+      <w:pPr>
+        <w:spacing w:line="324" w:lineRule="auto" w:after="80"/>
+      </w:pPr>
+      <w:r>
+        <w:rPr w:rFonts="맑은 고딕">
+          <w:rFonts w:ascii="맑은 고딕" w:hAnsi="맑은 고딕" w:eastAsia="맑은 고딕"/>
+          <w:b w:val="0"/>
+          <w:color w:val="6B7280"/>
+          <w:sz w:val="21"/>
+        </w:rPr>
+        <w:t xml:space="preserve">· </w:t>
+      </w:r>
+      <w:r>
+        <w:rPr w:rFonts="맑은 고딕">
+          <w:rFonts w:ascii="맑은 고딕" w:hAnsi="맑은 고딕" w:eastAsia="맑은 고딕"/>
+          <w:b/>
+          <w:color w:val="1F2937"/>
+          <w:sz w:val="21"/>
+        </w:rPr>
+        <w:t xml:space="preserve">아티스트 소개: </w:t>
+      </w:r>
+      <w:r>
+        <w:rPr w:rFonts="맑은 고딕">
+          <w:rFonts w:ascii="맑은 고딕" w:hAnsi="맑은 고딕" w:eastAsia="맑은 고딕"/>
+          <w:b w:val="0"/>
+          <w:sz w:val="21"/>
+        </w:rPr>
+        <w:t>라틴 음악을 유럽 사교계와 전 세계 팝 무대에 클래식한 우아함으로 안착시킨 거장 에드문도 로스와 브리티시 이지리스닝 오케스트라의 거목 스탠리 블랙 등 당대 최정상급 거장들이 참여하였습니다. 이들은 원초적인 남미의 포크 리듬을 세련된 대편성 오케스트레이션으로 승화시켜 20세기 중반 라틴 엑조티카(Exotica)와 팝 오케스트라 음악의 황금기를 주도했습니다.</w:t>
+      </w:r>
+    </w:p>
+    <w:p>
+      <w:pPr>
+        <w:spacing w:line="324" w:lineRule="auto" w:before="200" w:after="80"/>
+      </w:pPr>
+      <w:r>
+        <w:rPr w:rFonts="맑은 고딕">
+          <w:rFonts w:ascii="맑은 고딕" w:hAnsi="맑은 고딕" w:eastAsia="맑은 고딕"/>
+          <w:b/>
+          <w:color w:val="1E3A8A"/>
+          <w:sz w:val="24"/>
+        </w:rPr>
+        <w:t>3. 음반 상세 분석</w:t>
+      </w:r>
+    </w:p>
+    <w:p>
+      <w:pPr>
+        <w:spacing w:line="324" w:lineRule="auto" w:after="80"/>
+      </w:pPr>
+      <w:r>
+        <w:rPr w:rFonts="맑은 고딕">
+          <w:rFonts w:ascii="맑은 고딕" w:hAnsi="맑은 고딕" w:eastAsia="맑은 고딕"/>
+          <w:b w:val="0"/>
+          <w:color w:val="6B7280"/>
+          <w:sz w:val="21"/>
+        </w:rPr>
+        <w:t xml:space="preserve">· </w:t>
+      </w:r>
+      <w:r>
+        <w:rPr w:rFonts="맑은 고딕">
+          <w:rFonts w:ascii="맑은 고딕" w:hAnsi="맑은 고딕" w:eastAsia="맑은 고딕"/>
+          <w:b/>
+          <w:color w:val="1F2937"/>
+          <w:sz w:val="21"/>
+        </w:rPr>
+        <w:t xml:space="preserve">역사적 위치: </w:t>
+      </w:r>
+      <w:r>
+        <w:rPr w:rFonts="맑은 고딕">
+          <w:rFonts w:ascii="맑은 고딕" w:hAnsi="맑은 고딕" w:eastAsia="맑은 고딕"/>
+          <w:b w:val="0"/>
+          <w:sz w:val="21"/>
+        </w:rPr>
+        <w:t>본 앨범은 1960~70년대 하이파이 스테레오 붐의 정점에서 탄생한 음반으로, 음악성과 음향 공학의 완벽한 융합을 보여주는 기념비적인 사료입니다. 웅장한 관현악 편곡과 섬세한 라틴 타악기 배치를 극대화하여 당시 라틴 팝과 라운지 음악이 지향했던 '공간감의 극치'를 완성도 높게 기록한 명반으로 평가받습니다.</w:t>
+      </w:r>
+    </w:p>
+    <w:p>
+      <w:pPr>
+        <w:spacing w:line="324" w:lineRule="auto" w:after="80"/>
+      </w:pPr>
+      <w:r>
+        <w:rPr w:rFonts="맑은 고딕">
+          <w:rFonts w:ascii="맑은 고딕" w:hAnsi="맑은 고딕" w:eastAsia="맑은 고딕"/>
+          <w:b w:val="0"/>
+          <w:color w:val="6B7280"/>
+          <w:sz w:val="21"/>
+        </w:rPr>
+        <w:t xml:space="preserve">· </w:t>
+      </w:r>
+      <w:r>
+        <w:rPr w:rFonts="맑은 고딕">
+          <w:rFonts w:ascii="맑은 고딕" w:hAnsi="맑은 고딕" w:eastAsia="맑은 고딕"/>
+          <w:b/>
+          <w:color w:val="1F2937"/>
+          <w:sz w:val="21"/>
+        </w:rPr>
+        <w:t xml:space="preserve">시대의 흔적(스토리텔링): </w:t>
+      </w:r>
+      <w:r>
+        <w:rPr w:rFonts="맑은 고딕">
+          <w:rFonts w:ascii="맑은 고딕" w:hAnsi="맑은 고딕" w:eastAsia="맑은 고딕"/>
+          <w:b w:val="0"/>
+          <w:sz w:val="21"/>
+        </w:rPr>
+        <w:t>전후 서구 사회에 불어닥친 이국적(Exotic) 문화에 대한 동경과 낭만을 고스란히 품고 있습니다. 흑백의 일상에서 벗어나 태양과 바다가 있는 이국으로 떠나고 싶어 했던 당시 대중의 노스탤지어와 청춘의 열기가 음반의 그루브마다 생생하게 각인되어 있습니다.</w:t>
+      </w:r>
+    </w:p>
+    <w:p>
+      <w:pPr>
+        <w:spacing w:line="324" w:lineRule="auto" w:before="200" w:after="80"/>
+      </w:pPr>
+      <w:r>
+        <w:rPr w:rFonts="맑은 고딕">
+          <w:rFonts w:ascii="맑은 고딕" w:hAnsi="맑은 고딕" w:eastAsia="맑은 고딕"/>
+          <w:b/>
+          <w:color w:val="1E3A8A"/>
+          <w:sz w:val="24"/>
+        </w:rPr>
+        <w:t>4. 주요 수록곡 및 감상 제언</w:t>
+      </w:r>
+    </w:p>
+    <w:p>
+      <w:pPr>
+        <w:spacing w:line="324" w:lineRule="auto" w:after="80"/>
+      </w:pPr>
+      <w:r>
+        <w:rPr w:rFonts="맑은 고딕">
+          <w:rFonts w:ascii="맑은 고딕" w:hAnsi="맑은 고딕" w:eastAsia="맑은 고딕"/>
+          <w:b w:val="0"/>
+          <w:color w:val="6B7280"/>
+          <w:sz w:val="21"/>
+        </w:rPr>
+        <w:t xml:space="preserve">· </w:t>
+      </w:r>
+      <w:r>
+        <w:rPr w:rFonts="맑은 고딕">
+          <w:rFonts w:ascii="맑은 고딕" w:hAnsi="맑은 고딕" w:eastAsia="맑은 고딕"/>
+          <w:b/>
+          <w:color w:val="1F2937"/>
+          <w:sz w:val="21"/>
+        </w:rPr>
+        <w:t xml:space="preserve">주요 수록곡 특징: </w:t>
+      </w:r>
+      <w:r>
+        <w:rPr w:rFonts="맑은 고딕">
+          <w:rFonts w:ascii="맑은 고딕" w:hAnsi="맑은 고딕" w:eastAsia="맑은 고딕"/>
+          <w:b w:val="0"/>
+          <w:sz w:val="21"/>
+        </w:rPr>
+        <w:t>에드문도 로스 오케스트라 특유의 경쾌하고 위트 있는 리듬감이 돋보이는 'Malagueña'와 'The Breeze and I'는 화려한 브라스와 찰랑이는 타악기가 압도적인 공간감을 자아냅니다. 스탠리 블랙의 'Granada'에서는 격정적인 플라멩코 풍의 스패니시 서정미가 심포닉한 스케일로 펼쳐지며, 다채로운 퍼커션과 어우러진 'Tico Tico'는 특유의 서정적이면서도 현란한 템포로 듣는 이의 감각을 단숨에 사로잡습니다.</w:t>
+      </w:r>
+    </w:p>
+    <w:p>
+      <w:pPr>
+        <w:spacing w:line="324" w:lineRule="auto" w:after="80"/>
+      </w:pPr>
+      <w:r>
+        <w:rPr w:rFonts="맑은 고딕">
+          <w:rFonts w:ascii="맑은 고딕" w:hAnsi="맑은 고딕" w:eastAsia="맑은 고딕"/>
+          <w:b w:val="0"/>
+          <w:color w:val="6B7280"/>
+          <w:sz w:val="21"/>
+        </w:rPr>
+        <w:t xml:space="preserve">· </w:t>
+      </w:r>
+      <w:r>
+        <w:rPr w:rFonts="맑은 고딕">
+          <w:rFonts w:ascii="맑은 고딕" w:hAnsi="맑은 고딕" w:eastAsia="맑은 고딕"/>
+          <w:b/>
+          <w:color w:val="1F2937"/>
+          <w:sz w:val="21"/>
+        </w:rPr>
+        <w:t xml:space="preserve">빈티지 감상 제언: </w:t>
+      </w:r>
+      <w:r>
+        <w:rPr w:rFonts="맑은 고딕">
+          <w:rFonts w:ascii="맑은 고딕" w:hAnsi="맑은 고딕" w:eastAsia="맑은 고딕"/>
+          <w:b w:val="0"/>
+          <w:sz w:val="21"/>
+        </w:rPr>
+        <w:t>좌우 채널의 명확한 분리도와 깊은 잔향을 설계한 Phase 4 Stereo 녹음인 만큼, 진공관 앰프의 풍성한 배음과 아날로그 턴테이블의 정밀한 트래킹을 통해 감상할 때 그 진가가 드러납니다. 퍼커션의 어택감과 혼 섹션의 두터운 질감이 스피커 사이를 오가며 방 안을 가득 채우는 입체적인 무대감을 조용히 음미해 보시길 권합니다.</w:t>
+      </w:r>
+    </w:p>
+    <w:p>
+      <w:pPr>
+        <w:spacing w:line="324" w:lineRule="auto" w:after="80"/>
+      </w:pPr>
+      <w:r>
+        <w:rPr w:rFonts="맑은 고딕">
+          <w:rFonts w:ascii="맑은 고딕" w:hAnsi="맑은 고딕" w:eastAsia="맑은 고딕"/>
+          <w:b w:val="0"/>
+          <w:color w:val="6B7280"/>
+          <w:sz w:val="21"/>
+        </w:rPr>
+        <w:t xml:space="preserve">· </w:t>
+      </w:r>
+      <w:r>
+        <w:rPr w:rFonts="맑은 고딕">
+          <w:rFonts w:ascii="맑은 고딕" w:hAnsi="맑은 고딕" w:eastAsia="맑은 고딕"/>
+          <w:b/>
+          <w:color w:val="1F2937"/>
+          <w:sz w:val="21"/>
+        </w:rPr>
+        <w:t xml:space="preserve">소장 가치: </w:t>
+      </w:r>
+      <w:r>
+        <w:rPr w:rFonts="맑은 고딕">
+          <w:rFonts w:ascii="맑은 고딕" w:hAnsi="맑은 고딕" w:eastAsia="맑은 고딕"/>
+          <w:b w:val="0"/>
+          <w:sz w:val="21"/>
+        </w:rPr>
+        <w:t>데카 레이블이 음향 공학의 한계에 도전했던 아날로그 사운드의 황금기 유산으로서, 디지털 리마스터링 음원으로는 결코 대체할 수 없는 LP 바이닐 특유의 다이내믹 레인지와 묵직한 중저역의 타격감을 완벽히 간직하고 있어 빈티지 LP 컬렉터라면 필히 턴테이블 곁에 두어야 할 수작입니다.</w:t>
+      </w:r>
+    </w:p>
+    <w:p>
+      <w:pPr>
+        <w:spacing w:line="324" w:lineRule="auto" w:after="120" w:before="160"/>
+      </w:pPr>
+      <w:r>
+        <w:rPr w:rFonts="맑은 고딕">
+          <w:rFonts w:ascii="맑은 고딕" w:hAnsi="맑은 고딕" w:eastAsia="맑은 고딕"/>
+          <w:b/>
+          <w:color w:val="4338CA"/>
+          <w:sz w:val="21"/>
+        </w:rPr>
+        <w:t>이 음반을 통해 아날로그 황금기가 빚어낸 눈부신 입체 음향과 뜨거운 라틴 선율이 전해주는 감동을 다시 한번 경험해 보시는 것은 어떨까요?</w:t>
       </w:r>
     </w:p>
     <w:sectPr>
       <w:pgSz w:w="12240" w:h="15840"/>
-      <w:pgMar w:top="1440" w:right="1440" w:bottom="1440" w:left="1440" w:header="720" w:footer="720" w:gutter="0"/>
+      <w:pgMar w:top="1152" w:right="1296" w:bottom="1152" w:left="1296" w:header="720" w:footer="720" w:gutter="0"/>
       <w:cols w:space="720"/>
       <w:docGrid w:linePitch="360"/>
     </w:sectPr>

--- a/word_reports/LP_0042_위치_214_Various Artists_The Phase.docx
+++ b/word_reports/LP_0042_위치_214_Various Artists_The Phase.docx
@@ -32,7 +32,7 @@
     </w:p>
     <w:p>
       <w:pPr>
-        <w:spacing w:line="324" w:lineRule="auto" w:before="80" w:after="160"/>
+        <w:spacing w:line="324" w:lineRule="auto" w:before="80" w:after="120"/>
       </w:pPr>
       <w:r>
         <w:rPr w:rFonts="맑은 고딕">
@@ -42,13 +42,6 @@
           <w:sz w:val="22"/>
         </w:rPr>
         <w:t xml:space="preserve">[음반 소개] </w:t>
-      </w:r>
-      <w:r>
-        <w:rPr w:rFonts="맑은 고딕">
-          <w:rFonts w:ascii="맑은 고딕" w:hAnsi="맑은 고딕" w:eastAsia="맑은 고딕"/>
-          <w:b w:val="0"/>
-          <w:sz w:val="21"/>
-        </w:rPr>
       </w:r>
     </w:p>
     <w:p>
@@ -61,7 +54,33 @@
           <w:b w:val="0"/>
           <w:sz w:val="21"/>
         </w:rPr>
-        <w:t>혁신적인 다채널 녹음 기술로 음향사의 새 지평을 열었던 데카(Decca) 사의 '페이즈 4 스테레오(Phase 4 Stereo)' 기술과 정열적인 라틴 음악이 조우하여 빚어낸 찬연한 명반입니다. 화려한 금관악기의 포효와 약동하는 퍼커션의 리듬은 한 줄기 빛처럼 공간을 가르며 청자의 가슴에 뜨거운 남미의 태양을 떠오르게 합니다. 당대 최고의 오케스트라 지휘자들과 연주자들이 펼쳐내는 화려한 라틴 사운드의 향연은 단순한 감상을 넘어 살아 숨 쉬는 음악적 생명력을 선사합니다. 오랜 세월이 흐른 지금도 턴테이블 위에서 여전히 타오르는 정열의 불꽃처럼 찬란한 미학적 깊이를 전해주는 역작입니다.</w:t>
+        <w:t>1960년대와 70년대, 오디오 역사의 눈부신 르네상스를 견인했던 영국의 명문 레이블 데카(Decca)는 당대 최첨단 녹음 기술의 집약체였던 ‘페이즈 4 스테레오(Phase 4 Stereo)’ 시스템을 통해 전 세계 음악 애호가들에게 경이로운 음향적 충격을 선사했습니다. 당시 20채널 믹서를 활용하여 각 악기의 음상과 원근감을 극대화한 이 혁신적인 음장 기술은, 정열과 낭만이 교차하는 라틴 음악과 만났을 때 비로소 가장 화려하고 입체적인 불꽃을 피워 올렸습니다. 본 음반 《The Phase 4 World of Latin Fire》는 데카가 자랑하던 당대 최고의 거장들이 참여하여 이베로-아메리카의 뜨거운 영혼을 오케스트레이션의 세련된 문법으로 승화시킨 기념비적인 명반입니다.</w:t>
+      </w:r>
+    </w:p>
+    <w:p>
+      <w:pPr>
+        <w:spacing w:line="324" w:lineRule="auto" w:after="120"/>
+      </w:pPr>
+      <w:r>
+        <w:rPr w:rFonts="맑은 고딕">
+          <w:rFonts w:ascii="맑은 고딕" w:hAnsi="맑은 고딕" w:eastAsia="맑은 고딕"/>
+          <w:b w:val="0"/>
+          <w:sz w:val="21"/>
+        </w:rPr>
+        <w:t>이 앨범은 단순한 라틴 팝의 모음집을 넘어, 에드문도 로스(Edmundo Ros), 스탠리 블랙(Stanley Black) 등 라틴 오케스트라의 전설적 마에스트로들이 빚어낸 정교한 예술적 미학의 결정체입니다. 브라스의 포효하는 광채와 마라카스, 콩가, 봉고가 빚어내는 현란한 폴리리듬은 턴테이블 위에서 한 편의 화려한 카니발처럼 생생하게 되살아납니다. 당대 음악가들이 추구했던 것은 단순한 이국적 정취의 재현이 아니었습니다. 그들은 치밀한 편곡과 완벽한 앙상블을 통해 민속적 생명력을 지닌 라틴 음악을 클래시컬한 격조와 웅장한 공간감을 지닌 보편적 예술의 반열로 끌어올리고자 했습니다.</w:t>
+      </w:r>
+    </w:p>
+    <w:p>
+      <w:pPr>
+        <w:spacing w:line="324" w:lineRule="auto" w:after="120"/>
+      </w:pPr>
+      <w:r>
+        <w:rPr w:rFonts="맑은 고딕">
+          <w:rFonts w:ascii="맑은 고딕" w:hAnsi="맑은 고딕" w:eastAsia="맑은 고딕"/>
+          <w:b w:val="0"/>
+          <w:sz w:val="21"/>
+        </w:rPr>
+        <w:t>세월의 강을 건너 오늘날에 이르러서도 이 음반이 전해주는 서정적 울림은 결코 퇴색하지 않습니다. 격정적으로 휘몰아치는 리듬의 이면에는 카리브해의 푸른 물결과 안달루시아의 붉은 노을, 그리고 인간 본연의 고독을 어루만지는 애틋한 선율이 공존합니다. 디지털 음원이 결코 흉내 낼 수 없는 아날로그 특유의 따스한 질감과 풍성한 배음은, 턴테이블의 바늘이 소리골을 스치는 순간 청자를 시공간을 초월한 낭만의 세계로 안내합니다. 격조 높은 오디오파일 사운드와 라틴의 원초적 열정이 완벽한 조화를 이룬 이 작품은, 반세기가 지난 지금도 가슴 깊은 곳에서 타오르는 영원한 불꽃으로 남아 있습니다.</w:t>
       </w:r>
     </w:p>
     <w:p>
@@ -168,7 +187,7 @@
           <w:b w:val="0"/>
           <w:sz w:val="21"/>
         </w:rPr>
-        <w:t>1970년대 초반 영국 데카(Decca) 레이블의 유명한 'The World of...' 시리즈의 일환으로 기획·발매되었으며, 20채널 믹싱 콘솔을 기반으로 한 오디오파일 전용 녹음인 'Phase 4 Stereo' 음원 중 가장 화려하고 역동적인 라틴 명연들만을 엄선하여 집대성한 음반입니다.</w:t>
+        <w:t>1970년대 초반 영국 Decca Records 산하의 상징적인 기획반인 'The World of...' 시리즈의 일환으로 발매되었으며, Phase 4 Stereo 기술의 정수를 담아낸 고품격 오디오파일 앨범입니다.</w:t>
       </w:r>
     </w:p>
     <w:p>
@@ -199,7 +218,7 @@
           <w:b w:val="0"/>
           <w:sz w:val="21"/>
         </w:rPr>
-        <w:t>발매 당시 고음질 스테레오 사운드를 갈망하던 하이파이(Hi-Fi) 오디오 애호가들과 경음악 팬들 사이에서 필청반으로 자리 잡으며 영국 및 유럽 전역에서 높은 판매고를 기록하였고, 대중적인 라틴 팝 컴필레이션 중에서도 스테디셀러의 반열에 올랐습니다.</w:t>
+        <w:t>발매 당시 전 세계 하이파이 오디오 애호가들과 경음악 팬들에게 필청반으로 각광받으며 전 세계적으로 높은 판매고를 기록, 데카의 카탈로그 중 가장 사랑받은 스테레오 데모 LP 중 하나로 자리 잡았습니다.</w:t>
       </w:r>
     </w:p>
     <w:p>
@@ -230,7 +249,7 @@
           <w:b w:val="0"/>
           <w:sz w:val="21"/>
         </w:rPr>
-        <w:t>정규 대중음악상의 수상 테두리를 넘어, 당대 유수의 오디오 전문지 및 음향 비평가들로부터 '입체 음향의 정수를 구현해 낸 경이로운 기술적 성취'라는 극찬을 받으며 오디오파일 데모 디스크의 표준으로 공인되었습니다.</w:t>
+        <w:t>상업적 차트 순위를 넘어 당대 유수의 음향 매거진 및 평론가들로부터 "멀티트랙 레코딩 테크놀로지가 도달한 최고의 공간감과 다이내믹"이라는 극찬을 받으며 음향 기술적 가치를 공인받았습니다.</w:t>
       </w:r>
     </w:p>
     <w:p>
@@ -275,7 +294,7 @@
           <w:b w:val="0"/>
           <w:sz w:val="21"/>
         </w:rPr>
-        <w:t>다국적 (영국, 트리니다드 토바고, 쿠바 등)</w:t>
+        <w:t>영국 및 다국적 (United Kingdom / International)</w:t>
       </w:r>
     </w:p>
     <w:p>
@@ -306,7 +325,7 @@
           <w:b w:val="0"/>
           <w:sz w:val="21"/>
         </w:rPr>
-        <w:t>1960~1970년대 전성기 활약 (에드문도 로스 1910~2011, 스탠리 블랙 1913~2002 등)</w:t>
+        <w:t>1960~1970년대 (페이즈 4 전성기 기준)</w:t>
       </w:r>
     </w:p>
     <w:p>
@@ -337,7 +356,7 @@
           <w:b w:val="0"/>
           <w:sz w:val="21"/>
         </w:rPr>
-        <w:t>컴필레이션 오케스트라 및 연주자 연합 (Edmundo Ros and His Orchestra, Stanley Black, Los Machucambos 등)</w:t>
+        <w:t>옴니버스 (에드문도 로스 오케스트라, 스탠리 블랙 오케스트라, 테드 히스 오케스트라 등 연합)</w:t>
       </w:r>
     </w:p>
     <w:p>
@@ -368,7 +387,7 @@
           <w:b w:val="0"/>
           <w:sz w:val="21"/>
         </w:rPr>
-        <w:t>라틴 음악을 유럽 사교계와 전 세계 팝 무대에 클래식한 우아함으로 안착시킨 거장 에드문도 로스와 브리티시 이지리스닝 오케스트라의 거목 스탠리 블랙 등 당대 최정상급 거장들이 참여하였습니다. 이들은 원초적인 남미의 포크 리듬을 세련된 대편성 오케스트레이션으로 승화시켜 20세기 중반 라틴 엑조티카(Exotica)와 팝 오케스트라 음악의 황금기를 주도했습니다.</w:t>
+        <w:t>서구 대중음악계에 라틴 리듬의 미학을 전파한 에드문도 로스와 정통 클래식과 팝 오케스트라 편곡의 대가 스탠리 블랙 등 당대 최정상급 지휘자와 연주자들이 참여했습니다. 이들은 빅밴드 재즈의 정교함과 라틴 포크송의 야성미를 우아하게 융합하여 20세기 이지리스닝 및 라이트 클래식의 황금기를 주도했습니다.</w:t>
       </w:r>
     </w:p>
     <w:p>
@@ -413,7 +432,7 @@
           <w:b w:val="0"/>
           <w:sz w:val="21"/>
         </w:rPr>
-        <w:t>본 앨범은 1960~70년대 하이파이 스테레오 붐의 정점에서 탄생한 음반으로, 음악성과 음향 공학의 완벽한 융합을 보여주는 기념비적인 사료입니다. 웅장한 관현악 편곡과 섬세한 라틴 타악기 배치를 극대화하여 당시 라틴 팝과 라운지 음악이 지향했던 '공간감의 극치'를 완성도 높게 기록한 명반으로 평가받습니다.</w:t>
+        <w:t>1960~70년대 하이파이(Hi-Fi) 스테레오 사운드의 기술적 도약과 라틴 오케스트레이션의 예술성이 절묘하게 맞물린 사운드트랙의 정점입니다. 대중음악 레코딩이 기술적 완벽성과 대중적 오락성을 동시에 획득할 수 있음을 증명한 역사적 텍스트입니다.</w:t>
       </w:r>
     </w:p>
     <w:p>
@@ -444,7 +463,7 @@
           <w:b w:val="0"/>
           <w:sz w:val="21"/>
         </w:rPr>
-        <w:t>전후 서구 사회에 불어닥친 이국적(Exotic) 문화에 대한 동경과 낭만을 고스란히 품고 있습니다. 흑백의 일상에서 벗어나 태양과 바다가 있는 이국으로 떠나고 싶어 했던 당시 대중의 노스탤지어와 청춘의 열기가 음반의 그루브마다 생생하게 각인되어 있습니다.</w:t>
+        <w:t>2차 세계대전 이후 번영을 누리던 서구 사회의 여유로움과 이국적 문화에 대한 동경이 고스란히 담겨 있습니다. 주말 저녁 아늑한 거실에서 고급 전축을 켜고 이국적인 라틴 살롱의 공기를 만끽하던 당시 중산층 청춘과 애호가들의 세련된 문화적 낭만을 엿볼 수 있습니다.</w:t>
       </w:r>
     </w:p>
     <w:p>
@@ -489,7 +508,7 @@
           <w:b w:val="0"/>
           <w:sz w:val="21"/>
         </w:rPr>
-        <w:t>에드문도 로스 오케스트라 특유의 경쾌하고 위트 있는 리듬감이 돋보이는 'Malagueña'와 'The Breeze and I'는 화려한 브라스와 찰랑이는 타악기가 압도적인 공간감을 자아냅니다. 스탠리 블랙의 'Granada'에서는 격정적인 플라멩코 풍의 스패니시 서정미가 심포닉한 스케일로 펼쳐지며, 다채로운 퍼커션과 어우러진 'Tico Tico'는 특유의 서정적이면서도 현란한 템포로 듣는 이의 감각을 단숨에 사로잡습니다.</w:t>
+        <w:t>스페인의 장엄한 비장미를 현악과 금관의 입체적 대비로 그려낸 'Malagueña', 쉴 새 없이 몰아치는 퍼커션과 금관의 포효가 압도적인 흥분을 자아내는 'El Cumbanchero', 그리고 감미롭고 낭만적인 멜로디 속에 애수를 머금은 'Granada' 등이 수록되어 라틴의 다채로운 음영을 완벽하게 포착해 냅니다.</w:t>
       </w:r>
     </w:p>
     <w:p>
@@ -520,7 +539,7 @@
           <w:b w:val="0"/>
           <w:sz w:val="21"/>
         </w:rPr>
-        <w:t>좌우 채널의 명확한 분리도와 깊은 잔향을 설계한 Phase 4 Stereo 녹음인 만큼, 진공관 앰프의 풍성한 배음과 아날로그 턴테이블의 정밀한 트래킹을 통해 감상할 때 그 진가가 드러납니다. 퍼커션의 어택감과 혼 섹션의 두터운 질감이 스피커 사이를 오가며 방 안을 가득 채우는 입체적인 무대감을 조용히 음미해 보시길 권합니다.</w:t>
+        <w:t>페이즈 4 특유의 넓은 좌우 음장 분리도와 깊은 다이내믹 레인지를 온전히 즐기기 위해, 중역대가 두터운 진공관 앰프와 반응성이 빠른 무빙 마그넷(MM) 카트리지의 조합을 권장합니다. 브라스의 예리한 광채와 퍼커션의 타격감이 거실 공기를 가르는 짜릿한 음향적 쾌감을 경험할 수 있습니다.</w:t>
       </w:r>
     </w:p>
     <w:p>
@@ -551,7 +570,7 @@
           <w:b w:val="0"/>
           <w:sz w:val="21"/>
         </w:rPr>
-        <w:t>데카 레이블이 음향 공학의 한계에 도전했던 아날로그 사운드의 황금기 유산으로서, 디지털 리마스터링 음원으로는 결코 대체할 수 없는 LP 바이닐 특유의 다이내믹 레인지와 묵직한 중저역의 타격감을 완벽히 간직하고 있어 빈티지 LP 컬렉터라면 필히 턴테이블 곁에 두어야 할 수작입니다.</w:t>
+        <w:t>아날로그 황금기 영국 데카(Decca) 프레싱 특유의 정숙한 배경 노이즈와 묵직한 중량감이 주는 음질적 신뢰감만으로도 소장 가치가 충분하며, 빈티지 오디오의 해상력과 밸런스를 점검하는 레퍼런스 음반으로서도 컬렉터들에게 영구히 사랑받는 명반입니다.</w:t>
       </w:r>
     </w:p>
     <w:p>
@@ -565,7 +584,7 @@
           <w:color w:val="4338CA"/>
           <w:sz w:val="21"/>
         </w:rPr>
-        <w:t>이 음반을 통해 아날로그 황금기가 빚어낸 눈부신 입체 음향과 뜨거운 라틴 선율이 전해주는 감동을 다시 한번 경험해 보시는 것은 어떨까요?</w:t>
+        <w:t>이 음반을 통해 아날로그 소리골에서 피어나는 화려한 라틴의 불꽃과 거장들의 숨결이 전해주는 감동을 다시 한번 경험해 보시는 것은 어떨까요?</w:t>
       </w:r>
     </w:p>
     <w:sectPr>
